--- a/MalwarePEDetection/TechnicalReports/PE静态检测常见方法总结.docx
+++ b/MalwarePEDetection/TechnicalReports/PE静态检测常见方法总结.docx
@@ -76,9 +76,9 @@
         <w:pStyle w:val="a5"/>
         <w:numPr>
           <w:ilvl w:val="0"/>
-          <w:numId w:val="3"/>
+          <w:numId w:val="2"/>
         </w:numPr>
-        <w:ind w:firstLineChars="0"/>
+        <w:ind w:leftChars="200" w:left="840" w:firstLineChars="0"/>
         <w:jc w:val="left"/>
         <w:rPr>
           <w:rFonts w:ascii="Times New Roman" w:hAnsi="Times New Roman" w:cs="Times New Roman"/>
@@ -88,11 +88,99 @@
       </w:pPr>
       <w:r>
         <w:rPr>
-          <w:rFonts w:ascii="Times New Roman" w:hAnsi="Times New Roman" w:cs="Times New Roman"/>
-          <w:kern w:val="0"/>
-          <w:szCs w:val="21"/>
-        </w:rPr>
-        <w:t>Metadata:</w:t>
+          <w:rFonts w:ascii="Times New Roman" w:hAnsi="Times New Roman" w:cs="Times New Roman" w:hint="eastAsia"/>
+          <w:kern w:val="0"/>
+          <w:szCs w:val="21"/>
+        </w:rPr>
+        <w:t>PE header</w:t>
+      </w:r>
+      <w:r>
+        <w:rPr>
+          <w:rFonts w:ascii="Times New Roman" w:hAnsi="Times New Roman" w:cs="Times New Roman" w:hint="eastAsia"/>
+          <w:kern w:val="0"/>
+          <w:szCs w:val="21"/>
+        </w:rPr>
+        <w:t>：入口地址，</w:t>
+      </w:r>
+      <w:r>
+        <w:rPr>
+          <w:rFonts w:ascii="Times New Roman" w:hAnsi="Times New Roman" w:cs="Times New Roman" w:hint="eastAsia"/>
+          <w:kern w:val="0"/>
+          <w:szCs w:val="21"/>
+        </w:rPr>
+        <w:t>fileSize</w:t>
+      </w:r>
+      <w:r>
+        <w:rPr>
+          <w:rFonts w:ascii="Times New Roman" w:hAnsi="Times New Roman" w:cs="Times New Roman" w:hint="eastAsia"/>
+          <w:kern w:val="0"/>
+          <w:szCs w:val="21"/>
+        </w:rPr>
+        <w:t>，</w:t>
+      </w:r>
+      <w:r>
+        <w:rPr>
+          <w:rFonts w:ascii="Times New Roman" w:hAnsi="Times New Roman" w:cs="Times New Roman" w:hint="eastAsia"/>
+          <w:kern w:val="0"/>
+          <w:szCs w:val="21"/>
+        </w:rPr>
+        <w:t xml:space="preserve">Characteristic </w:t>
+      </w:r>
+      <w:r>
+        <w:rPr>
+          <w:rFonts w:ascii="Times New Roman" w:hAnsi="Times New Roman" w:cs="Times New Roman" w:hint="eastAsia"/>
+          <w:kern w:val="0"/>
+          <w:szCs w:val="21"/>
+        </w:rPr>
+        <w:t>，</w:t>
+      </w:r>
+      <w:r>
+        <w:rPr>
+          <w:rFonts w:ascii="Times New Roman" w:hAnsi="Times New Roman" w:cs="Times New Roman" w:hint="eastAsia"/>
+          <w:kern w:val="0"/>
+          <w:szCs w:val="21"/>
+        </w:rPr>
+        <w:t>DLL Characteristic</w:t>
+      </w:r>
+      <w:r>
+        <w:rPr>
+          <w:rFonts w:ascii="Times New Roman" w:hAnsi="Times New Roman" w:cs="Times New Roman" w:hint="eastAsia"/>
+          <w:kern w:val="0"/>
+          <w:szCs w:val="21"/>
+        </w:rPr>
+        <w:t>，</w:t>
+      </w:r>
+      <w:r>
+        <w:rPr>
+          <w:rFonts w:ascii="Times New Roman" w:hAnsi="Times New Roman" w:cs="Times New Roman" w:hint="eastAsia"/>
+          <w:kern w:val="0"/>
+          <w:szCs w:val="21"/>
+        </w:rPr>
+        <w:t>time</w:t>
+      </w:r>
+      <w:r>
+        <w:rPr>
+          <w:rFonts w:ascii="Times New Roman" w:hAnsi="Times New Roman" w:cs="Times New Roman" w:hint="eastAsia"/>
+          <w:kern w:val="0"/>
+          <w:szCs w:val="21"/>
+        </w:rPr>
+        <w:t xml:space="preserve"> stamp</w:t>
+      </w:r>
+      <w:r>
+        <w:rPr>
+          <w:rFonts w:ascii="Times New Roman" w:hAnsi="Times New Roman" w:cs="Times New Roman" w:hint="eastAsia"/>
+          <w:kern w:val="0"/>
+          <w:szCs w:val="21"/>
+        </w:rPr>
+        <w:t>，</w:t>
+      </w:r>
+      <w:r>
+        <w:rPr>
+          <w:rFonts w:ascii="Times New Roman" w:hAnsi="Times New Roman" w:cs="Times New Roman" w:hint="eastAsia"/>
+          <w:kern w:val="0"/>
+          <w:szCs w:val="21"/>
+        </w:rPr>
+        <w:t>data directory</w:t>
       </w:r>
     </w:p>
     <w:p>
@@ -116,111 +204,15 @@
           <w:kern w:val="0"/>
           <w:szCs w:val="21"/>
         </w:rPr>
-        <w:t>PE header</w:t>
-      </w:r>
-      <w:r>
-        <w:rPr>
-          <w:rFonts w:ascii="Times New Roman" w:hAnsi="Times New Roman" w:cs="Times New Roman" w:hint="eastAsia"/>
-          <w:kern w:val="0"/>
-          <w:szCs w:val="21"/>
-        </w:rPr>
-        <w:t>：入口地址，</w:t>
-      </w:r>
-      <w:r>
-        <w:rPr>
-          <w:rFonts w:ascii="Times New Roman" w:hAnsi="Times New Roman" w:cs="Times New Roman" w:hint="eastAsia"/>
-          <w:kern w:val="0"/>
-          <w:szCs w:val="21"/>
-        </w:rPr>
-        <w:t xml:space="preserve">fileSize, </w:t>
-      </w:r>
-      <w:r>
-        <w:rPr>
-          <w:rFonts w:ascii="Times New Roman" w:hAnsi="Times New Roman" w:cs="Times New Roman" w:hint="eastAsia"/>
-          <w:kern w:val="0"/>
-          <w:szCs w:val="21"/>
-        </w:rPr>
-        <w:t>入口地址，</w:t>
-      </w:r>
-      <w:r>
-        <w:rPr>
-          <w:rFonts w:ascii="Times New Roman" w:hAnsi="Times New Roman" w:cs="Times New Roman" w:hint="eastAsia"/>
-          <w:kern w:val="0"/>
-          <w:szCs w:val="21"/>
-        </w:rPr>
-        <w:t xml:space="preserve">Characteristic </w:t>
-      </w:r>
-      <w:r>
-        <w:rPr>
-          <w:rFonts w:ascii="Times New Roman" w:hAnsi="Times New Roman" w:cs="Times New Roman" w:hint="eastAsia"/>
-          <w:kern w:val="0"/>
-          <w:szCs w:val="21"/>
-        </w:rPr>
-        <w:t>，</w:t>
-      </w:r>
-      <w:r>
-        <w:rPr>
-          <w:rFonts w:ascii="Times New Roman" w:hAnsi="Times New Roman" w:cs="Times New Roman" w:hint="eastAsia"/>
-          <w:kern w:val="0"/>
-          <w:szCs w:val="21"/>
-        </w:rPr>
-        <w:t>DLL Characteristic</w:t>
-      </w:r>
-      <w:r>
-        <w:rPr>
-          <w:rFonts w:ascii="Times New Roman" w:hAnsi="Times New Roman" w:cs="Times New Roman" w:hint="eastAsia"/>
-          <w:kern w:val="0"/>
-          <w:szCs w:val="21"/>
-        </w:rPr>
-        <w:t>，</w:t>
-      </w:r>
-      <w:r>
-        <w:rPr>
-          <w:rFonts w:ascii="Times New Roman" w:hAnsi="Times New Roman" w:cs="Times New Roman" w:hint="eastAsia"/>
-          <w:kern w:val="0"/>
-          <w:szCs w:val="21"/>
-        </w:rPr>
-        <w:t>time</w:t>
-      </w:r>
-      <w:r>
-        <w:rPr>
-          <w:rFonts w:ascii="Times New Roman" w:hAnsi="Times New Roman" w:cs="Times New Roman" w:hint="eastAsia"/>
-          <w:kern w:val="0"/>
-          <w:szCs w:val="21"/>
-        </w:rPr>
-        <w:t>，</w:t>
-      </w:r>
-      <w:r>
-        <w:rPr>
-          <w:rFonts w:ascii="Times New Roman" w:hAnsi="Times New Roman" w:cs="Times New Roman" w:hint="eastAsia"/>
-          <w:kern w:val="0"/>
-          <w:szCs w:val="21"/>
-        </w:rPr>
-        <w:t>link time</w:t>
-      </w:r>
-      <w:r>
-        <w:rPr>
-          <w:rFonts w:ascii="Times New Roman" w:hAnsi="Times New Roman" w:cs="Times New Roman" w:hint="eastAsia"/>
-          <w:kern w:val="0"/>
-          <w:szCs w:val="21"/>
-        </w:rPr>
-        <w:t>，</w:t>
-      </w:r>
-      <w:r>
-        <w:rPr>
-          <w:rFonts w:ascii="Times New Roman" w:hAnsi="Times New Roman" w:cs="Times New Roman" w:hint="eastAsia"/>
-          <w:kern w:val="0"/>
-          <w:szCs w:val="21"/>
-        </w:rPr>
-        <w:t>data directory</w:t>
-      </w:r>
-      <w:r>
-        <w:rPr>
-          <w:rFonts w:ascii="Times New Roman" w:hAnsi="Times New Roman" w:cs="Times New Roman" w:hint="eastAsia"/>
-          <w:kern w:val="0"/>
-          <w:szCs w:val="21"/>
-        </w:rPr>
-        <w:t>，</w:t>
+        <w:t>Section</w:t>
+      </w:r>
+      <w:r>
+        <w:rPr>
+          <w:rFonts w:ascii="Times New Roman" w:hAnsi="Times New Roman" w:cs="Times New Roman" w:hint="eastAsia"/>
+          <w:kern w:val="0"/>
+          <w:szCs w:val="21"/>
+        </w:rPr>
+        <w:t>：段名，属性，熵，长度和所占内存大小</w:t>
       </w:r>
     </w:p>
     <w:p>
@@ -244,15 +236,7 @@
           <w:kern w:val="0"/>
           <w:szCs w:val="21"/>
         </w:rPr>
-        <w:t>Section</w:t>
-      </w:r>
-      <w:r>
-        <w:rPr>
-          <w:rFonts w:ascii="Times New Roman" w:hAnsi="Times New Roman" w:cs="Times New Roman" w:hint="eastAsia"/>
-          <w:kern w:val="0"/>
-          <w:szCs w:val="21"/>
-        </w:rPr>
-        <w:t>：段名，属性，熵，长度和所占内存大小</w:t>
+        <w:t>DLL &amp; API</w:t>
       </w:r>
     </w:p>
     <w:p>
@@ -276,30 +260,6 @@
           <w:kern w:val="0"/>
           <w:szCs w:val="21"/>
         </w:rPr>
-        <w:t>DLL &amp; API</w:t>
-      </w:r>
-    </w:p>
-    <w:p>
-      <w:pPr>
-        <w:pStyle w:val="a5"/>
-        <w:numPr>
-          <w:ilvl w:val="0"/>
-          <w:numId w:val="2"/>
-        </w:numPr>
-        <w:ind w:leftChars="200" w:left="840" w:firstLineChars="0"/>
-        <w:jc w:val="left"/>
-        <w:rPr>
-          <w:rFonts w:ascii="Times New Roman" w:hAnsi="Times New Roman" w:cs="Times New Roman"/>
-          <w:kern w:val="0"/>
-          <w:szCs w:val="21"/>
-        </w:rPr>
-      </w:pPr>
-      <w:r>
-        <w:rPr>
-          <w:rFonts w:ascii="Times New Roman" w:hAnsi="Times New Roman" w:cs="Times New Roman" w:hint="eastAsia"/>
-          <w:kern w:val="0"/>
-          <w:szCs w:val="21"/>
-        </w:rPr>
         <w:t>字符特征：字符长度统计，字符</w:t>
       </w:r>
       <w:r>
@@ -620,7 +580,7 @@
         <w:ind w:firstLineChars="0"/>
         <w:jc w:val="left"/>
         <w:rPr>
-          <w:rFonts w:ascii="Times New Roman" w:hAnsi="Times New Roman" w:cs="Times New Roman" w:hint="eastAsia"/>
+          <w:rFonts w:ascii="Times New Roman" w:hAnsi="Times New Roman" w:cs="Times New Roman"/>
           <w:kern w:val="0"/>
           <w:szCs w:val="21"/>
         </w:rPr>
